--- a/artifacts/HR-02/build/resume-ca-115.docx
+++ b/artifacts/HR-02/build/resume-ca-115.docx
@@ -32,7 +32,7 @@
         </w:numPr>
       </w:pPr>
       <w:r>
-        <w:t xml:space="preserve">Requisition ID: RQN-2026-0105</w:t>
+        <w:t xml:space="preserve">Requisition ID: RQN-2026-0106</w:t>
       </w:r>
     </w:p>
     <w:p>
@@ -73,7 +73,7 @@
         <w:pStyle w:val="FirstParagraph"/>
       </w:pPr>
       <w:r>
-        <w:t xml:space="preserve">Staff level engineer on data platforms. I have spent ten years on paths other teams read from, and the work I am best at is the unpopular kind: collapsing two things that should never have been two, without stopping anyone who depends on either of them.</w:t>
+        <w:t xml:space="preserve">Program manager on shared operations. I have spent ten years on processes other teams depend on, and the work I am best at is the unpopular kind: collapsing two things that should never have been two, without stopping anybody who depends on either of them.</w:t>
       </w:r>
     </w:p>
     <w:bookmarkEnd w:id="9"/>
@@ -86,13 +86,13 @@
         <w:t xml:space="preserve">Experience</w:t>
       </w:r>
     </w:p>
-    <w:bookmarkStart w:id="10" w:name="X8b93d5843d44fcf734b2e7932ae210f1dc970ee"/>
+    <w:bookmarkStart w:id="10" w:name="Xd6ed3a11be31b7ba8d40c1cc74ca716c6d4328e"/>
     <w:p>
       <w:pPr>
         <w:pStyle w:val="Heading3"/>
       </w:pPr>
       <w:r>
-        <w:t xml:space="preserve">Staff Engineer, a large business software company, 4 years 9 months</w:t>
+        <w:t xml:space="preserve">Program Manager, a large business services company, 4 years 9 months</w:t>
       </w:r>
     </w:p>
     <w:p>
@@ -104,7 +104,7 @@
         </w:numPr>
       </w:pPr>
       <w:r>
-        <w:t xml:space="preserve">Own the shared event path for a product group, including its schema process and the on call rotation.</w:t>
+        <w:t xml:space="preserve">Hold the plan for the shared operating process a product group runs on, including its change route and the out of hours rota.</w:t>
       </w:r>
     </w:p>
     <w:p>
@@ -116,7 +116,7 @@
         </w:numPr>
       </w:pPr>
       <w:r>
-        <w:t xml:space="preserve">Collapsed two routes that had drifted apart, running the shadow period until a month end disagreement nobody had noticed was understood, then switching consumers smallest first with a way back at each step.</w:t>
+        <w:t xml:space="preserve">Collapsed two procedures that had drifted apart, running both in step until a month end disagreement nobody had noticed was understood, then moving teams smallest first with a way back at each step.</w:t>
       </w:r>
     </w:p>
     <w:p>
@@ -128,7 +128,7 @@
         </w:numPr>
       </w:pPr>
       <w:r>
-        <w:t xml:space="preserve">Named the constraint each candidate design was paying for in the note, and recorded what would have to change for the rejected one to win.</w:t>
+        <w:t xml:space="preserve">Named the constraint each candidate approach was paying for in the note, and recorded what would have to change for the rejected one to win.</w:t>
       </w:r>
     </w:p>
     <w:p>
@@ -140,17 +140,29 @@
         </w:numPr>
       </w:pPr>
       <w:r>
-        <w:t xml:space="preserve">Run the design review for the group and give written feedback on every note that comes to it.</w:t>
+        <w:t xml:space="preserve">Run the plan review for the group and give written feedback on every note that comes to it.</w:t>
+      </w:r>
+    </w:p>
+    <w:p>
+      <w:pPr>
+        <w:pStyle w:val="Compact"/>
+        <w:numPr>
+          <w:ilvl w:val="0"/>
+          <w:numId w:val="1002"/>
+        </w:numPr>
+      </w:pPr>
+      <w:r>
+        <w:t xml:space="preserve">Said which of the three regions would be left to the following year, in the plan and before the year began.</w:t>
       </w:r>
     </w:p>
     <w:bookmarkEnd w:id="10"/>
-    <w:bookmarkStart w:id="11" w:name="Xf61706620a3662982b954db43c7b7771ddacbd7"/>
+    <w:bookmarkStart w:id="11" w:name="Xc284ab6c3c15f3faf372eb251734f49fa3f3040"/>
     <w:p>
       <w:pPr>
         <w:pStyle w:val="Heading3"/>
       </w:pPr>
       <w:r>
-        <w:t xml:space="preserve">Senior Software Engineer, a mid sized analytics company, 3 years 2 months</w:t>
+        <w:t xml:space="preserve">Operations Analyst, a mid sized analytics services company, 3 years 2 months</w:t>
       </w:r>
     </w:p>
     <w:p>
@@ -162,7 +174,7 @@
         </w:numPr>
       </w:pPr>
       <w:r>
-        <w:t xml:space="preserve">Built the enrichment stage of an ingest path and the reconciliation that proved it agreed with the route it replaced.</w:t>
+        <w:t xml:space="preserve">Built the reconciliation that proved a new reporting route agreed with the one it replaced.</w:t>
       </w:r>
     </w:p>
     <w:p>
@@ -174,17 +186,17 @@
         </w:numPr>
       </w:pPr>
       <w:r>
-        <w:t xml:space="preserve">Handed it to another team with a runbook and a comparison job they could run themselves.</w:t>
+        <w:t xml:space="preserve">Handed it to another team with a runbook and a comparison they could run themselves.</w:t>
       </w:r>
     </w:p>
     <w:bookmarkEnd w:id="11"/>
-    <w:bookmarkStart w:id="12" w:name="Xf32ffed4f94154964e597f0c98ffc74f91128c6"/>
+    <w:bookmarkStart w:id="12" w:name="Xebcce7e7756f86633d07f44ae7c3c13b48967b8"/>
     <w:p>
       <w:pPr>
         <w:pStyle w:val="Heading3"/>
       </w:pPr>
       <w:r>
-        <w:t xml:space="preserve">Software Engineer, a small business software company, 2 years 3 months</w:t>
+        <w:t xml:space="preserve">Onboarding Specialist, a small business services company, 2 years 3 months</w:t>
       </w:r>
     </w:p>
     <w:p>
@@ -196,7 +208,7 @@
         </w:numPr>
       </w:pPr>
       <w:r>
-        <w:t xml:space="preserve">Built reporting services and the batch jobs behind them.</w:t>
+        <w:t xml:space="preserve">Took customers through their first weeks and wrote the notes that made the second wave faster.</w:t>
       </w:r>
     </w:p>
     <w:bookmarkEnd w:id="12"/>
@@ -210,13 +222,13 @@
         <w:t xml:space="preserve">Education</w:t>
       </w:r>
     </w:p>
-    <w:bookmarkStart w:id="14" w:name="X5b86829ebabb60477d51542da80aacbae998020"/>
+    <w:bookmarkStart w:id="14" w:name="X84a8e5a5d828b14b82d77b4fc6480bf579d9f7e"/>
     <w:p>
       <w:pPr>
         <w:pStyle w:val="Heading3"/>
       </w:pPr>
       <w:r>
-        <w:t xml:space="preserve">Bachelor’s degree in computer science, a large public university</w:t>
+        <w:t xml:space="preserve">Bachelor’s degree in economics, a large public university</w:t>
       </w:r>
     </w:p>
     <w:bookmarkEnd w:id="14"/>
@@ -239,7 +251,7 @@
         </w:numPr>
       </w:pPr>
       <w:r>
-        <w:t xml:space="preserve">Data engineering professional, current.</w:t>
+        <w:t xml:space="preserve">Program and portfolio professional, current.</w:t>
       </w:r>
     </w:p>
     <w:bookmarkEnd w:id="16"/>

--- a/artifacts/HR-02/build/resume-ca-115.docx
+++ b/artifacts/HR-02/build/resume-ca-115.docx
@@ -141,18 +141,6 @@
       </w:pPr>
       <w:r>
         <w:t xml:space="preserve">Run the plan review for the group and give written feedback on every note that comes to it.</w:t>
-      </w:r>
-    </w:p>
-    <w:p>
-      <w:pPr>
-        <w:pStyle w:val="Compact"/>
-        <w:numPr>
-          <w:ilvl w:val="0"/>
-          <w:numId w:val="1002"/>
-        </w:numPr>
-      </w:pPr>
-      <w:r>
-        <w:t xml:space="preserve">Said which of the three regions would be left to the following year, in the plan and before the year began.</w:t>
       </w:r>
     </w:p>
     <w:bookmarkEnd w:id="10"/>
